--- a/lab4/about/Технічне завдання.docx
+++ b/lab4/about/Технічне завдання.docx
@@ -405,14 +405,7 @@
           <w:sz w:val="28"/>
           <w:szCs w:val="28"/>
         </w:rPr>
-        <w:t xml:space="preserve"> (1, 1.1), (2, 1.4), (3, 1.7), (4, 2.1), (5, 2.3)</w:t>
-      </w:r>
-      <w:r>
-        <w:rPr>
-          <w:sz w:val="28"/>
-          <w:szCs w:val="28"/>
-        </w:rPr>
-        <w:t xml:space="preserve"> </w:t>
+        <w:t xml:space="preserve"> (1, 1.1), (2, 1.4), (3, 1.7), (4, 2.1), (5, 2.3) </w:t>
       </w:r>
     </w:p>
     <w:p>
@@ -654,16 +647,7 @@
           <w:sz w:val="28"/>
           <w:szCs w:val="28"/>
         </w:rPr>
-        <w:t xml:space="preserve">Розрахункові значення </w:t>
-      </w:r>
-      <w:r>
-        <w:rPr>
-          <w:b/>
-          <w:bCs/>
-          <w:sz w:val="28"/>
-          <w:szCs w:val="28"/>
-        </w:rPr>
-        <w:t>^</w:t>
+        <w:t>Розрахункові значення ^</w:t>
       </w:r>
       <w:proofErr w:type="spellStart"/>
       <w:r>
@@ -796,15 +780,7 @@
           <w:sz w:val="28"/>
           <w:szCs w:val="28"/>
         </w:rPr>
-        <w:t xml:space="preserve"> - </w:t>
-      </w:r>
-      <w:r>
-        <w:rPr>
-          <w:rStyle w:val="math-inline"/>
-          <w:sz w:val="28"/>
-          <w:szCs w:val="28"/>
-        </w:rPr>
-        <w:t>^</w:t>
+        <w:t xml:space="preserve"> - ^</w:t>
       </w:r>
       <w:proofErr w:type="spellStart"/>
       <w:r>
@@ -1155,6 +1131,7 @@
           <w:szCs w:val="28"/>
         </w:rPr>
       </w:pPr>
+      <w:proofErr w:type="spellStart"/>
       <w:r>
         <w:rPr>
           <w:b/>
@@ -1163,74 +1140,6 @@
           <w:szCs w:val="28"/>
         </w:rPr>
         <w:lastRenderedPageBreak/>
-        <w:t xml:space="preserve">Обробка "Феномену </w:t>
-      </w:r>
-      <w:proofErr w:type="spellStart"/>
-      <w:r>
-        <w:rPr>
-          <w:b/>
-          <w:bCs/>
-          <w:sz w:val="28"/>
-          <w:szCs w:val="28"/>
-        </w:rPr>
-        <w:t>Рунге</w:t>
-      </w:r>
-      <w:proofErr w:type="spellEnd"/>
-      <w:r>
-        <w:rPr>
-          <w:b/>
-          <w:bCs/>
-          <w:sz w:val="28"/>
-          <w:szCs w:val="28"/>
-        </w:rPr>
-        <w:t>":</w:t>
-      </w:r>
-      <w:r>
-        <w:rPr>
-          <w:sz w:val="28"/>
-          <w:szCs w:val="28"/>
-        </w:rPr>
-        <w:t xml:space="preserve"> Для набору з 20 точок глобальна інтерполяція Лагранжа може викликати значні осциляції (графік "відлітатиме" в нескінченність між вузлами). Графічний модуль повинен мати динамічне обрізання (</w:t>
-      </w:r>
-      <w:proofErr w:type="spellStart"/>
-      <w:r>
-        <w:rPr>
-          <w:sz w:val="28"/>
-          <w:szCs w:val="28"/>
-        </w:rPr>
-        <w:t>clipping</w:t>
-      </w:r>
-      <w:proofErr w:type="spellEnd"/>
-      <w:r>
-        <w:rPr>
-          <w:sz w:val="28"/>
-          <w:szCs w:val="28"/>
-        </w:rPr>
-        <w:t>) осі Y, щоб графік залишався читабельним.</w:t>
-      </w:r>
-    </w:p>
-    <w:p>
-      <w:pPr>
-        <w:pStyle w:val="a3"/>
-        <w:numPr>
-          <w:ilvl w:val="0"/>
-          <w:numId w:val="19"/>
-        </w:numPr>
-        <w:spacing w:line="360" w:lineRule="auto"/>
-        <w:jc w:val="both"/>
-        <w:rPr>
-          <w:sz w:val="28"/>
-          <w:szCs w:val="28"/>
-        </w:rPr>
-      </w:pPr>
-      <w:proofErr w:type="spellStart"/>
-      <w:r>
-        <w:rPr>
-          <w:b/>
-          <w:bCs/>
-          <w:sz w:val="28"/>
-          <w:szCs w:val="28"/>
-        </w:rPr>
         <w:t>Валідація</w:t>
       </w:r>
       <w:proofErr w:type="spellEnd"/>
@@ -1808,7 +1717,6 @@
           <w:szCs w:val="28"/>
           <w:lang w:eastAsia="uk-UA"/>
         </w:rPr>
-        <w:lastRenderedPageBreak/>
         <w:t>Кольорова палітра та контрастність:</w:t>
       </w:r>
       <w:r>
@@ -1818,7 +1726,25 @@
           <w:szCs w:val="28"/>
           <w:lang w:eastAsia="uk-UA"/>
         </w:rPr>
-        <w:t xml:space="preserve"> Криві різних методів повинні мати різні кольори та стилі ліній (наприклад, суцільна червона для МНК, пунктирна зелена для інтерполяції), щоб їх легко розрізняли користувачі, у тому числі з вадами </w:t>
+        <w:t xml:space="preserve"> Криві різних методів повинні мати різні кольори та стилі ліній (наприклад, суцільна червона для МНК, пунктирна </w:t>
+      </w:r>
+      <w:r>
+        <w:rPr>
+          <w:rFonts w:ascii="Times New Roman" w:eastAsia="Times New Roman" w:hAnsi="Times New Roman" w:cs="Times New Roman"/>
+          <w:sz w:val="28"/>
+          <w:szCs w:val="28"/>
+          <w:lang w:eastAsia="uk-UA"/>
+        </w:rPr>
+        <w:t>пурпурна</w:t>
+      </w:r>
+      <w:r>
+        <w:rPr>
+          <w:rFonts w:ascii="Times New Roman" w:eastAsia="Times New Roman" w:hAnsi="Times New Roman" w:cs="Times New Roman"/>
+          <w:sz w:val="28"/>
+          <w:szCs w:val="28"/>
+          <w:lang w:eastAsia="uk-UA"/>
+        </w:rPr>
+        <w:t xml:space="preserve"> для інтерполяції), щоб їх легко розрізняли користувачі, у тому числі з вадами </w:t>
       </w:r>
       <w:proofErr w:type="spellStart"/>
       <w:r>
@@ -1861,6 +1787,7 @@
           <w:szCs w:val="28"/>
           <w:lang w:eastAsia="uk-UA"/>
         </w:rPr>
+        <w:lastRenderedPageBreak/>
         <w:t>Вимоги до програмного середовища та сумісності (</w:t>
       </w:r>
       <w:proofErr w:type="spellStart"/>
